--- a/Quellen/Anhänge/Buch/Kapitel-6.docx
+++ b/Quellen/Anhänge/Buch/Kapitel-6.docx
@@ -18,23 +18,23 @@
         <w:jc w:val="center"/>
       </w:pPr>
       <w:r>
-        <w:t xml:space="preserve">Das Fundament – die maximale Versorgung</w:t>
-      </w:r>
-    </w:p>
-    <w:p>
-      <w:pPr>
-        <w:spacing w:after="200"/>
-      </w:pPr>
-      <w:r>
-        <w:t xml:space="preserve">Das Erste, wonach Menschen suchen, wenn sie etwas an sich verändern wollen, ist die Ernährung – denn sie hat den größten Bezug zu allem. Sie kann das meiste verändern. Doch ihr Einfluss beschränkt sich nicht nur auf den Körper, sondern – was viele unterschätzen – auch auf den Geist. Es kann Menschen enorm beschäftigen, wenn sie an einem Familienabend etwas mehr essen oder nicht genau die optimalen Nährwerte erreichen. Der Kerngedanke liegt dabei natürlich meist auf dem Äußeren, aber kaum jemand weiß, wie enorm sich das auch auf das Selbstbewusstsein und den Geist auswirken kann – und wie es bei Überschätzung sogar zu echter psychischer Belastung führen kann.</w:t>
-      </w:r>
-    </w:p>
-    <w:p>
-      <w:pPr>
-        <w:spacing w:after="200"/>
-      </w:pPr>
-      <w:r>
-        <w:t xml:space="preserve">Der ausschlaggebende Punkt für einfach alles – sei es Sport, Lernen, oder jegliche andere Dinge im Leben – ist die Ernährung. Ich beschreibe sie in diesem Kapitel gerne als etwas, das weit mehr ist als nur Essen. Die maximale Versorgung besteht nämlich aus drei Elementen: der Grundbasis, also der eigentlichen Nahrungsaufnahme; der Routine, die all die kleinen Mittel enthält, die einen für bestimmte Dinge enorm pushen können, wie Rote-Bete-Saft für die Ausdauer oder Ingwer für Gesundheit und Hautgesundheit; und den Supplementen, die die Nahrungsaufnahme durch Nahrungsergänzung vollständig abrunden. Bei optimaler Nahrungsergänzung wird jeder Nährstoff gedeckt, der für sämtliche Lebensvorgänge essenziell ist – unabhängig davon, was du isst. Das sind für mich die drei Elemente der Ernährung.</w:t>
+        <w:t>Die maximale Versorgung</w:t>
+      </w:r>
+    </w:p>
+    <w:p>
+      <w:pPr>
+        <w:spacing w:after="200"/>
+      </w:pPr>
+      <w:r>
+        <w:t>Das Erste, wonach ich gesucht habe, als ich etwas an mir verändern wollte, war die Ernährung – denn sie hatte für mich den größten Bezug zu allem. Sie kann das meiste verändern. Doch ihr Einfluss beschränkt sich nicht nur auf den Körper, sondern – was ich lange unterschätzt habe – auch auf den Geist. Mich selbst konnte es enorm beschäftigen, wenn ich an einem Familienabend etwas mehr gegessen oder nicht genau die optimalen Nährwerte erreicht hatte. Mein Blick lag dabei natürlich meist auf dem Äußeren, aber mir war lange nicht bewusst, wie enorm sich das auch auf das Selbstbewusstsein und den Geist auswirken kann – und wie es bei Überschätzung sogar zu echter psychischer Belastung führen kann.</w:t>
+      </w:r>
+    </w:p>
+    <w:p>
+      <w:pPr>
+        <w:spacing w:after="200"/>
+      </w:pPr>
+      <w:r>
+        <w:t>Der ausschlaggebende Punkt für einfach alles – sei es Sport, Lernen, Arbeit oder jegliche andere Dinge im Leben – ist die Ernährung. Ich beschreibe sie in diesem Kapitel gerne als etwas, das weit mehr ist als nur Essen. Für mich bestand die maximale Versorgung – und genau das hat mich am weitesten gebracht – aus drei Elementen: der Grundbasis, also der eigentlichen Nahrungsaufnahme; der Routine, die all die kleinen Mittel enthält, die einen für bestimmte Dinge enorm pushen können, wie Rote-Bete-Saft für die Ausdauer oder Ingwer für Gesundheit und Hautgesundheit; und den Supplementen, die die Nahrungsaufnahme durch Nahrungsergänzung vollständig abrunden. Bei optimaler Nahrungsergänzung wird jeder Nährstoff gedeckt, der für sämtliche Lebensvorgänge essenziell ist – unabhängig davon, was du isst. Das sind für mich die drei Elemente der Ernährung.</w:t>
       </w:r>
     </w:p>
     <w:p>
@@ -50,15 +50,15 @@
         <w:spacing w:after="200"/>
       </w:pPr>
       <w:r>
-        <w:t xml:space="preserve">Ich selbst war eine Zeit lang geistig stark auf das Kalorienzählen angewiesen – bei den kleinsten Abweichungen fühlte ich mich mental regelrecht kaputt. Manchmal ließ sich der Tag einfach nicht so einbauen, wie ich es geplant hatte, und im Nachhinein sage ich: Das ist völlig okay. Es reicht zu wissen, wie viel und was du isst – den Rest, also wann und wie du es zu dir nimmst, lernst du ganz individuell durch Ausprobieren im Alltag. Ich selbst hatte mir in der Zeit, in der ich dummerweise enorm zunehmen wollte, vorgenommen, in der Schule zu essen, danach ins Gym zu gehen und anschließend zwei große Mahlzeiten einzuplanen. Das funktionierte vielleicht an einem Freitag, an dem ich schon um vierzehn Uhr zu Hause war – aber an einem Montag noch zwei riesige Mahlzeiten nach siebzehn Uhr zu essen, gelang mir einfach nicht. Deshalb sage ich: Suche deine individuellen Möglichkeiten, probiere aus, und lerne so deine optimalen Routinen kennen. Ich selbst habe mich daraufhin angepasst und montags zwei Mahlzeiten in der Schule gegessen und nur noch eine – kleinere – zu Hause. So verbesserst du dich von Tag zu Tag, denn es ist nur logisch, dass eine so wichtige Grundlage, die sich auf deine komplette Entwicklung auswirkt, nicht von Anfang an reibungslos läuft. Und das ist gut so – denn genau so lernst du, dich anzupassen und den Schmerz der Unperfektion auszuhalten.</w:t>
-      </w:r>
-    </w:p>
-    <w:p>
-      <w:pPr>
-        <w:spacing w:after="200"/>
-      </w:pPr>
-      <w:r>
-        <w:t xml:space="preserve">Mit meinem heutigen Wissen würde ich immer auf extreme Kalorienüberschuss-Phasen verzichten, außer du möchtest bewusst in kurzer Zeit viel Fett aufbauen. Kontrolle ist immer wichtiger als Tempo des Fortschritts – denn ohne Kontrolle gerät der Fortschritt schlicht außer Kontrolle und bewegt sich in die falsche Richtung. Taste dich an dein Ziel heran, egal ob du zunehmen, abnehmen oder dein Gewicht halten und dabei den Fokus auf Energie im Alltag legen möchtest. Ich erkläre dir kurz alle drei – aber merke dir vorher: Übernimm nichts eins zu eins. Es wird nicht alles perfekt zu dir passen. Du musst es ausprobieren und schauen, in welchem Maß es für dich funktioniert.</w:t>
+        <w:t>Ich selbst war eine Zeit lang geistig stark auf das Kalorienzählen angewiesen – bei den kleinsten Abweichungen fühlte ich mich mental regelrecht kaputt. Manchmal ließ sich der Tag einfach nicht so einbauen, wie ich es geplant hatte, und im Nachhinein sage ich: Das ist völlig okay. Es reicht zu wissen, wie viel und was du isst – den Rest, also wann und wie du es zu dir nimmst, lernst du ganz individuell durch Ausprobieren im Alltag. Damals, noch zu meiner Schulzeit, als ich dummerweise enorm zunehmen wollte, hatte ich mir vorgenommen, mittags in der Schule zu essen, danach ins Gym zu gehen und anschließend zwei große Mahlzeiten einzuplanen. Das funktionierte vielleicht an einem Freitag, an dem ich schon um vierzehn Uhr zu Hause war – aber an einem Montag noch zwei riesige Mahlzeiten nach siebzehn Uhr zu essen, gelang mir einfach nicht. Deshalb sage ich: Suche deine individuellen Möglichkeiten, probiere aus, und lerne so deine optimalen Routinen kennen. Also passte ich mich an: Montags aß ich zwei Mahlzeiten schon in der Schule und zu Hause nur noch eine, kleinere. So verbesserst du dich von Tag zu Tag, denn es ist nur logisch, dass eine so wichtige Grundlage, die sich auf deine komplette Entwicklung auswirkt, nicht von Anfang an reibungslos läuft. Und das ist gut so – denn genau so lernst du, dich anzupassen und den Schmerz der Unperfektion auszuhalten.</w:t>
+      </w:r>
+    </w:p>
+    <w:p>
+      <w:pPr>
+        <w:spacing w:after="200"/>
+      </w:pPr>
+      <w:r>
+        <w:t>Mit meinem heutigen Wissen würde ich immer auf extreme Kalorienüberschuss-Phasen verzichten, außer du möchtest bewusst in kurzer Zeit viel Fett aufbauen. Kontrolle ist immer wichtiger als Tempo des Fortschritts – denn ohne Kontrolle gerät der Fortschritt schlicht außer Kontrolle und bewegt sich in die falsche Richtung. Taste dich an dein Ziel heran, egal ob du zunehmen, abnehmen oder dein Gewicht halten und dabei den Fokus auf Energie im Alltag legen möchtest. Zunehmen und Abnehmen sind dabei vor allem für diejenigen gedacht, die ihren Körper bewusst formen und wirklich das Maximum aus sich herausholen wollen. Das Gewicht zu halten ist dagegen der Weg für alle, die sich einfach gesünder und bewusster ernähren möchten – etwa auch im höheren Alter – und keine Lust auf echte Aufbau- oder Diätphasen haben. Ich erkläre dir kurz alle drei – aber merke dir vorher: Übernimm nichts eins zu eins. Es wird nicht alles perfekt zu dir passen. Du musst es ausprobieren und schauen, in welchem Maß es für dich funktioniert.</w:t>
       </w:r>
     </w:p>
     <w:p>
